--- a/tillsyn/A 62552-2022 tillsynsbegäran.docx
+++ b/tillsyn/A 62552-2022 tillsynsbegäran.docx
@@ -238,7 +238,7 @@
     <w:r>
       <w:tab/>
       <w:tab/>
-      <w:t>2026-09-14</w:t>
+      <w:t>2026-09-15</w:t>
       <w:br/>
       <w:br/>
     </w:r>

--- a/tillsyn/A 62552-2022 tillsynsbegäran.docx
+++ b/tillsyn/A 62552-2022 tillsynsbegäran.docx
@@ -238,7 +238,7 @@
     <w:r>
       <w:tab/>
       <w:tab/>
-      <w:t>2026-09-15</w:t>
+      <w:t>2026-09-16</w:t>
       <w:br/>
       <w:br/>
     </w:r>

--- a/tillsyn/A 62552-2022 tillsynsbegäran.docx
+++ b/tillsyn/A 62552-2022 tillsynsbegäran.docx
@@ -238,7 +238,7 @@
     <w:r>
       <w:tab/>
       <w:tab/>
-      <w:t>2026-09-16</w:t>
+      <w:t>2026-09-17</w:t>
       <w:br/>
       <w:br/>
     </w:r>

--- a/tillsyn/A 62552-2022 tillsynsbegäran.docx
+++ b/tillsyn/A 62552-2022 tillsynsbegäran.docx
@@ -238,7 +238,7 @@
     <w:r>
       <w:tab/>
       <w:tab/>
-      <w:t>2026-09-17</w:t>
+      <w:t>2026-09-18</w:t>
       <w:br/>
       <w:br/>
     </w:r>

--- a/tillsyn/A 62552-2022 tillsynsbegäran.docx
+++ b/tillsyn/A 62552-2022 tillsynsbegäran.docx
@@ -238,7 +238,7 @@
     <w:r>
       <w:tab/>
       <w:tab/>
-      <w:t>2026-09-18</w:t>
+      <w:t>2026-09-19</w:t>
       <w:br/>
       <w:br/>
     </w:r>

--- a/tillsyn/A 62552-2022 tillsynsbegäran.docx
+++ b/tillsyn/A 62552-2022 tillsynsbegäran.docx
@@ -238,7 +238,7 @@
     <w:r>
       <w:tab/>
       <w:tab/>
-      <w:t>2026-09-19</w:t>
+      <w:t>2026-09-21</w:t>
       <w:br/>
       <w:br/>
     </w:r>

--- a/tillsyn/A 62552-2022 tillsynsbegäran.docx
+++ b/tillsyn/A 62552-2022 tillsynsbegäran.docx
@@ -238,7 +238,7 @@
     <w:r>
       <w:tab/>
       <w:tab/>
-      <w:t>2026-09-21</w:t>
+      <w:t>2026-09-23</w:t>
       <w:br/>
       <w:br/>
     </w:r>

--- a/tillsyn/A 62552-2022 tillsynsbegäran.docx
+++ b/tillsyn/A 62552-2022 tillsynsbegäran.docx
@@ -238,7 +238,7 @@
     <w:r>
       <w:tab/>
       <w:tab/>
-      <w:t>2026-09-23</w:t>
+      <w:t>2026-09-24</w:t>
       <w:br/>
       <w:br/>
     </w:r>

--- a/tillsyn/A 62552-2022 tillsynsbegäran.docx
+++ b/tillsyn/A 62552-2022 tillsynsbegäran.docx
@@ -238,7 +238,7 @@
     <w:r>
       <w:tab/>
       <w:tab/>
-      <w:t>2026-09-24</w:t>
+      <w:t>2026-09-25</w:t>
       <w:br/>
       <w:br/>
     </w:r>

--- a/tillsyn/A 62552-2022 tillsynsbegäran.docx
+++ b/tillsyn/A 62552-2022 tillsynsbegäran.docx
@@ -238,7 +238,7 @@
     <w:r>
       <w:tab/>
       <w:tab/>
-      <w:t>2026-09-25</w:t>
+      <w:t>2026-09-26</w:t>
       <w:br/>
       <w:br/>
     </w:r>

--- a/tillsyn/A 62552-2022 tillsynsbegäran.docx
+++ b/tillsyn/A 62552-2022 tillsynsbegäran.docx
@@ -238,7 +238,7 @@
     <w:r>
       <w:tab/>
       <w:tab/>
-      <w:t>2026-09-26</w:t>
+      <w:t>2026-09-27</w:t>
       <w:br/>
       <w:br/>
     </w:r>

--- a/tillsyn/A 62552-2022 tillsynsbegäran.docx
+++ b/tillsyn/A 62552-2022 tillsynsbegäran.docx
@@ -238,7 +238,7 @@
     <w:r>
       <w:tab/>
       <w:tab/>
-      <w:t>2026-09-27</w:t>
+      <w:t>2026-09-28</w:t>
       <w:br/>
       <w:br/>
     </w:r>

--- a/tillsyn/A 62552-2022 tillsynsbegäran.docx
+++ b/tillsyn/A 62552-2022 tillsynsbegäran.docx
@@ -238,7 +238,7 @@
     <w:r>
       <w:tab/>
       <w:tab/>
-      <w:t>2026-09-28</w:t>
+      <w:t>2026-09-29</w:t>
       <w:br/>
       <w:br/>
     </w:r>

--- a/tillsyn/A 62552-2022 tillsynsbegäran.docx
+++ b/tillsyn/A 62552-2022 tillsynsbegäran.docx
@@ -238,7 +238,7 @@
     <w:r>
       <w:tab/>
       <w:tab/>
-      <w:t>2026-09-29</w:t>
+      <w:t>2026-09-30</w:t>
       <w:br/>
       <w:br/>
     </w:r>

--- a/tillsyn/A 62552-2022 tillsynsbegäran.docx
+++ b/tillsyn/A 62552-2022 tillsynsbegäran.docx
@@ -238,7 +238,7 @@
     <w:r>
       <w:tab/>
       <w:tab/>
-      <w:t>2026-09-30</w:t>
+      <w:t>2026-10-01</w:t>
       <w:br/>
       <w:br/>
     </w:r>

--- a/tillsyn/A 62552-2022 tillsynsbegäran.docx
+++ b/tillsyn/A 62552-2022 tillsynsbegäran.docx
@@ -238,7 +238,7 @@
     <w:r>
       <w:tab/>
       <w:tab/>
-      <w:t>2026-10-01</w:t>
+      <w:t>2026-10-02</w:t>
       <w:br/>
       <w:br/>
     </w:r>

--- a/tillsyn/A 62552-2022 tillsynsbegäran.docx
+++ b/tillsyn/A 62552-2022 tillsynsbegäran.docx
@@ -238,7 +238,7 @@
     <w:r>
       <w:tab/>
       <w:tab/>
-      <w:t>2026-10-02</w:t>
+      <w:t>2026-10-03</w:t>
       <w:br/>
       <w:br/>
     </w:r>

--- a/tillsyn/A 62552-2022 tillsynsbegäran.docx
+++ b/tillsyn/A 62552-2022 tillsynsbegäran.docx
@@ -238,7 +238,7 @@
     <w:r>
       <w:tab/>
       <w:tab/>
-      <w:t>2026-10-03</w:t>
+      <w:t>2026-10-04</w:t>
       <w:br/>
       <w:br/>
     </w:r>

--- a/tillsyn/A 62552-2022 tillsynsbegäran.docx
+++ b/tillsyn/A 62552-2022 tillsynsbegäran.docx
@@ -238,7 +238,7 @@
     <w:r>
       <w:tab/>
       <w:tab/>
-      <w:t>2026-10-04</w:t>
+      <w:t>2026-10-05</w:t>
       <w:br/>
       <w:br/>
     </w:r>

--- a/tillsyn/A 62552-2022 tillsynsbegäran.docx
+++ b/tillsyn/A 62552-2022 tillsynsbegäran.docx
@@ -238,7 +238,7 @@
     <w:r>
       <w:tab/>
       <w:tab/>
-      <w:t>2026-10-05</w:t>
+      <w:t>2026-10-06</w:t>
       <w:br/>
       <w:br/>
     </w:r>

--- a/tillsyn/A 62552-2022 tillsynsbegäran.docx
+++ b/tillsyn/A 62552-2022 tillsynsbegäran.docx
@@ -238,7 +238,7 @@
     <w:r>
       <w:tab/>
       <w:tab/>
-      <w:t>2026-10-06</w:t>
+      <w:t>2026-10-07</w:t>
       <w:br/>
       <w:br/>
     </w:r>

--- a/tillsyn/A 62552-2022 tillsynsbegäran.docx
+++ b/tillsyn/A 62552-2022 tillsynsbegäran.docx
@@ -238,7 +238,7 @@
     <w:r>
       <w:tab/>
       <w:tab/>
-      <w:t>2026-10-07</w:t>
+      <w:t>2026-10-08</w:t>
       <w:br/>
       <w:br/>
     </w:r>

--- a/tillsyn/A 62552-2022 tillsynsbegäran.docx
+++ b/tillsyn/A 62552-2022 tillsynsbegäran.docx
@@ -238,7 +238,7 @@
     <w:r>
       <w:tab/>
       <w:tab/>
-      <w:t>2026-10-08</w:t>
+      <w:t>2026-10-09</w:t>
       <w:br/>
       <w:br/>
     </w:r>

--- a/tillsyn/A 62552-2022 tillsynsbegäran.docx
+++ b/tillsyn/A 62552-2022 tillsynsbegäran.docx
@@ -238,7 +238,7 @@
     <w:r>
       <w:tab/>
       <w:tab/>
-      <w:t>2026-10-09</w:t>
+      <w:t>2026-10-10</w:t>
       <w:br/>
       <w:br/>
     </w:r>

--- a/tillsyn/A 62552-2022 tillsynsbegäran.docx
+++ b/tillsyn/A 62552-2022 tillsynsbegäran.docx
@@ -238,7 +238,7 @@
     <w:r>
       <w:tab/>
       <w:tab/>
-      <w:t>2026-10-10</w:t>
+      <w:t>2026-10-11</w:t>
       <w:br/>
       <w:br/>
     </w:r>

--- a/tillsyn/A 62552-2022 tillsynsbegäran.docx
+++ b/tillsyn/A 62552-2022 tillsynsbegäran.docx
@@ -238,7 +238,7 @@
     <w:r>
       <w:tab/>
       <w:tab/>
-      <w:t>2026-10-11</w:t>
+      <w:t>2026-10-12</w:t>
       <w:br/>
       <w:br/>
     </w:r>

--- a/tillsyn/A 62552-2022 tillsynsbegäran.docx
+++ b/tillsyn/A 62552-2022 tillsynsbegäran.docx
@@ -238,7 +238,7 @@
     <w:r>
       <w:tab/>
       <w:tab/>
-      <w:t>2026-10-12</w:t>
+      <w:t>2026-10-13</w:t>
       <w:br/>
       <w:br/>
     </w:r>

--- a/tillsyn/A 62552-2022 tillsynsbegäran.docx
+++ b/tillsyn/A 62552-2022 tillsynsbegäran.docx
@@ -238,7 +238,7 @@
     <w:r>
       <w:tab/>
       <w:tab/>
-      <w:t>2026-10-13</w:t>
+      <w:t>2026-10-14</w:t>
       <w:br/>
       <w:br/>
     </w:r>

--- a/tillsyn/A 62552-2022 tillsynsbegäran.docx
+++ b/tillsyn/A 62552-2022 tillsynsbegäran.docx
@@ -238,7 +238,7 @@
     <w:r>
       <w:tab/>
       <w:tab/>
-      <w:t>2026-10-14</w:t>
+      <w:t>2026-10-15</w:t>
       <w:br/>
       <w:br/>
     </w:r>

--- a/tillsyn/A 62552-2022 tillsynsbegäran.docx
+++ b/tillsyn/A 62552-2022 tillsynsbegäran.docx
@@ -22,7 +22,7 @@
       <w:r>
         <w:drawing>
           <wp:inline xmlns:a="http://schemas.openxmlformats.org/drawingml/2006/main" xmlns:pic="http://schemas.openxmlformats.org/drawingml/2006/picture">
-            <wp:extent cx="5444685" cy="5724000"/>
+            <wp:extent cx="5486400" cy="5203854"/>
             <wp:docPr id="1" name="Picture 1"/>
             <wp:cNvGraphicFramePr>
               <a:graphicFrameLocks noChangeAspect="1"/>
@@ -43,7 +43,7 @@
                   <pic:spPr>
                     <a:xfrm>
                       <a:off x="0" y="0"/>
-                      <a:ext cx="5444685" cy="5724000"/>
+                      <a:ext cx="5486400" cy="5203854"/>
                     </a:xfrm>
                     <a:prstGeom prst="rect"/>
                   </pic:spPr>
@@ -65,7 +65,7 @@
     </w:p>
     <w:p>
       <w:r>
-        <w:t>I avverkningsanmälan finns fynd av 1 naturvårdsarter, varav 1 är rödlistad: äggspindling (NT). Se Figur 1.</w:t>
+        <w:t>I avverkningsanmälan finns fynd av 6 naturvårdsarter, varav 5 är rödlistade och 1 är signalart (S): fågelträcksspindling (VU), gulsträngad fagerspindling (VU), trollspindling (VU), odörspindling (NT), äggspindling (NT) och anisspindling (S). Se Figur 1.</w:t>
       </w:r>
     </w:p>
     <w:p>
@@ -97,6 +97,50 @@
     <w:p>
       <w:r>
         <w:t>Nedan följer beskrivningar av de naturvårdsarter och fridlysta arter som har sina livsmiljöer och växtplatser i den avverkningsanmälda skogen. De påträffade naturvårdsarterna är ett tydligt kvitto på att det rör sig om en skog med höga naturvärden.</w:t>
+      </w:r>
+    </w:p>
+    <w:p>
+      <w:r>
+        <w:rPr>
+          <w:b/>
+        </w:rPr>
+        <w:t xml:space="preserve">Fågelträcksspindling (VU) </w:t>
+      </w:r>
+      <w:r>
+        <w:t>bildar mykorrhiza med tall och/eller gran i luckig och ljusöppen talldominerad kalkbarrskog. Huvudsakliga andelen av landets population finns på Gotland och i Uppland. Den totala populationen i landet bedöms ha minskat och förväntas fortsätta minska på grund av slutavverkning av äldre kalkbarrskog och kontinuitetsskog. Minskningstakten uppgår till 30 (15–50) % inom 50 år och överstiger gränsvärdet för Sårbar (VU) (SLU Artdatabanken, 2026).</w:t>
+      </w:r>
+    </w:p>
+    <w:p>
+      <w:r>
+        <w:rPr>
+          <w:b/>
+        </w:rPr>
+        <w:t>Gulsträngad fagerspindling (VU)</w:t>
+      </w:r>
+      <w:r>
+        <w:t>, som bildar mykorrhiza med tall och gran i luckig kalkbarrskog, har sin huvudsakliga utbredning på Gotland samt enstaka fynd på norra Öland. Arten är placerad högst upp i Skogsstyrelsens värdepyramid för bedömning av skog med höga naturvärden och hotas av slutavverkningar av äldre kontinuitetsbarrskog. Lokaler med arten måste skyddas från avverkning och kalkbrytning. Gulsträngad fagerspindling är globalt rödlistad som sårbar (VU) vilket innebär att Sverige har ett internationellt ansvar för arten (SLU Artdatabanken, 2024; Nitare &amp; Skogsstyrelsen, 2019; IUCN, 2019).</w:t>
+      </w:r>
+    </w:p>
+    <w:p>
+      <w:r>
+        <w:rPr>
+          <w:b/>
+        </w:rPr>
+        <w:t>Trollspindling (VU)</w:t>
+      </w:r>
+      <w:r>
+        <w:t xml:space="preserve"> är en ytterst sällsynt ädelspindling som bildar mykorrhiza med tall och gran i ljusöppen och luckig kalkbarrskog. Främsta hotet är rationellt skogsbruk med slutavverkning eller andra avverkningar. Skydda kända lokaler formellt och om svampen påträffas på nya lokaler bör även dessa skyddas (SLU Artdatabanken, 2026).</w:t>
+      </w:r>
+    </w:p>
+    <w:p>
+      <w:r>
+        <w:rPr>
+          <w:b/>
+        </w:rPr>
+        <w:t>Odörspindling (NT)</w:t>
+      </w:r>
+      <w:r>
+        <w:t xml:space="preserve"> bildar mykorrhiza med gran och tall i örtrik kalkbarrskog. Den uppträder huvudsakligen i äldre barrskogar så kallade ”bondeskogar” med en lång trädkontinuitet. Minskningstakten uppgår till 15 % inom 50 år och bedöms vara nära gränsvärdet för Sårbar (VU). (A2c+3c+4c). Virkesrika, äldre barrskogar med hög bonitet, på bättre jordar är en bristvara i befintliga, skyddade områden i Sverige och fler örtrika barrskogar med trädkontinuitet måste skyddas i större utsträckning än vad som tidigare gjorts. Områden med odörspindling bör inte gallras eller plockhuggas om inte huggningen efterföljs av skogsbete (SLU Artdatabanken, 2024).</w:t>
       </w:r>
     </w:p>
     <w:p>
@@ -238,7 +282,7 @@
     <w:r>
       <w:tab/>
       <w:tab/>
-      <w:t>2026-10-15</w:t>
+      <w:t>2026-10-16</w:t>
       <w:br/>
       <w:br/>
     </w:r>

--- a/tillsyn/A 62552-2022 tillsynsbegäran.docx
+++ b/tillsyn/A 62552-2022 tillsynsbegäran.docx
@@ -60,12 +60,12 @@
         <w:spacing w:after="240"/>
       </w:pPr>
       <w:r>
-        <w:t>Figur 1. Fyndplatser för naturvårdsarter i avverkningsanmälan. Markörer utan svart kant är placerade på fyndplatsen. Markörer med svart kant är placerade vid sidan av fyndplatsen och har ett svart streck som visar fyndplatsens exakta position. Kartans mittpunktskoordinat är N 6359690, E 701803 i SWEREF 99 TM.</w:t>
+        <w:t>Figur 1. Fyndplatser för naturvårdsarter i och inom 8 meter från avverkningsanmälan. Markörer utan svart kant är placerade på fyndplatsen. Markörer med svart kant är placerade vid sidan av fyndplatsen och har ett svart streck som visar fyndplatsens exakta position. Kartans mittpunktskoordinat är N 6359690, E 701803 i SWEREF 99 TM.</w:t>
       </w:r>
     </w:p>
     <w:p>
       <w:r>
-        <w:t>I avverkningsanmälan finns fynd av 6 naturvårdsarter, varav 5 är rödlistade och 1 är signalart (S): fågelträcksspindling (VU), gulsträngad fagerspindling (VU), trollspindling (VU), odörspindling (NT), äggspindling (NT) och anisspindling (S). Se Figur 1.</w:t>
+        <w:t>I och inom 8 meter från avverkningsanmälan finns fynd av 7 naturvårdsarter, varav 6 är rödlistade, 1 är typisk (T) och 1 är signalart (S): fågelträcksspindling (VU), gulsträngad fagerspindling (VU), trollspindling (VU), kryddspindling (NT, T), odörspindling (NT), äggspindling (NT) och anisspindling (S). Se Figur 1.</w:t>
       </w:r>
     </w:p>
     <w:p>
@@ -137,6 +137,26 @@
         <w:rPr>
           <w:b/>
         </w:rPr>
+        <w:t>Kryddspindling (NT)</w:t>
+      </w:r>
+      <w:r>
+        <w:t xml:space="preserve"> signalerar örtrika granskogar som normalt har höga naturvärden. Oftast växer den i äldre granskog på kalkrikt underlag och svampen är en mycket användbar signalart för denna miljö. Den utgör en viktig karaktärsart för all äldre kalkbarrskog med lång trädkontinuitet av gran. På lokalerna förekommer nästan alltid många ovanliga och rödlistade arter. Den totala populationen i landet har minskat och bedöms fortsätta minska till följd av avverkning av äldre barrskogar. Kryddspindling är typisk art för </w:t>
+      </w:r>
+      <w:r>
+        <w:rPr>
+          <w:i/>
+        </w:rPr>
+        <w:t xml:space="preserve">9050 Näringsrik granskog </w:t>
+      </w:r>
+      <w:r>
+        <w:t>(Nitare &amp; Skogsstyrelsen, 2000; SLU Artdatabanken, 2026).</w:t>
+      </w:r>
+    </w:p>
+    <w:p>
+      <w:r>
+        <w:rPr>
+          <w:b/>
+        </w:rPr>
         <w:t>Odörspindling (NT)</w:t>
       </w:r>
       <w:r>
@@ -282,7 +302,7 @@
     <w:r>
       <w:tab/>
       <w:tab/>
-      <w:t>2026-10-16</w:t>
+      <w:t>2026-10-17</w:t>
       <w:br/>
       <w:br/>
     </w:r>

--- a/tillsyn/A 62552-2022 tillsynsbegäran.docx
+++ b/tillsyn/A 62552-2022 tillsynsbegäran.docx
@@ -302,7 +302,7 @@
     <w:r>
       <w:tab/>
       <w:tab/>
-      <w:t>2026-10-17</w:t>
+      <w:t>2026-10-18</w:t>
       <w:br/>
       <w:br/>
     </w:r>

--- a/tillsyn/A 62552-2022 tillsynsbegäran.docx
+++ b/tillsyn/A 62552-2022 tillsynsbegäran.docx
@@ -65,7 +65,7 @@
     </w:p>
     <w:p>
       <w:r>
-        <w:t>I och inom 8 meter från avverkningsanmälan finns fynd av 7 naturvårdsarter, varav 6 är rödlistade, 1 är typisk (T) och 1 är signalart (S): fågelträcksspindling (VU), gulsträngad fagerspindling (VU), trollspindling (VU), kryddspindling (NT, T), odörspindling (NT), äggspindling (NT) och anisspindling (S). Se Figur 1.</w:t>
+        <w:t>I och inom 8 meter från avverkningsanmälan finns fynd av 7 naturvårdsarter, varav 5 är rödlistade och 2 är signalarter (S): fågelträcksspindling (VU), gulsträngad fagerspindling (VU), trollspindling (VU), odörspindling (NT), äggspindling (NT), anisspindling (S) och olivspindling (S). Se Figur 1.</w:t>
       </w:r>
     </w:p>
     <w:p>
@@ -137,26 +137,6 @@
         <w:rPr>
           <w:b/>
         </w:rPr>
-        <w:t>Kryddspindling (NT)</w:t>
-      </w:r>
-      <w:r>
-        <w:t xml:space="preserve"> signalerar örtrika granskogar som normalt har höga naturvärden. Oftast växer den i äldre granskog på kalkrikt underlag och svampen är en mycket användbar signalart för denna miljö. Den utgör en viktig karaktärsart för all äldre kalkbarrskog med lång trädkontinuitet av gran. På lokalerna förekommer nästan alltid många ovanliga och rödlistade arter. Den totala populationen i landet har minskat och bedöms fortsätta minska till följd av avverkning av äldre barrskogar. Kryddspindling är typisk art för </w:t>
-      </w:r>
-      <w:r>
-        <w:rPr>
-          <w:i/>
-        </w:rPr>
-        <w:t xml:space="preserve">9050 Näringsrik granskog </w:t>
-      </w:r>
-      <w:r>
-        <w:t>(Nitare &amp; Skogsstyrelsen, 2000; SLU Artdatabanken, 2026).</w:t>
-      </w:r>
-    </w:p>
-    <w:p>
-      <w:r>
-        <w:rPr>
-          <w:b/>
-        </w:rPr>
         <w:t>Odörspindling (NT)</w:t>
       </w:r>
       <w:r>
@@ -172,6 +152,17 @@
       </w:r>
       <w:r>
         <w:t>bildar mykorrhiza med gran i äldre ängsgranskog på kalkrik mark och kräver sannolikt lång kontinuitet av äldre träd. Arten bedöms ha minskat med mer än 15 % över de senaste 50 åren, p.g.a. slutavverkning av äldre skog och minskningstakten för den svenska populationen bedöms vara nära gränsvärdet för Sårbar (VU). (A2c+3c+4c). På artens växtplatser måste skogsbruk ske med stor försiktighet eftersom de ofta innehåller ett stort antal sällsynta och hotade arter. Lokaler med rika förekomster bör betraktas som nyckelbiotoper och helt undantas från avverkning. Äggspindling är globalt rödlistad som nära hotad (NT) vilket innebär att Sverige har ett internationellt ansvar för arten (SLU Artdatabanken, 2024; Nitare &amp; Skogsstyrelsen, 2019; IUCN, 2019).</w:t>
+      </w:r>
+    </w:p>
+    <w:p>
+      <w:r>
+        <w:rPr>
+          <w:b/>
+        </w:rPr>
+        <w:t>Olivspindling</w:t>
+      </w:r>
+      <w:r>
+        <w:t xml:space="preserve"> växer uteslutande på näringsrik och kalkhaltig skogsmark där den huvudsakligen bildar mykorrhiza med gran och tall. Svampen är en typisk representant för kalkgranskogens särpräglade och rika svampflora. Kalavverkning är ett hot mot arten, eftersom den sannolikt kräver lång kontinuitet av äldre träd. Populationerna i landet bedöms därför minska beroende på slutavverkning av äldre barrskog på kalkhaltig mark (SLU Artdatabanken, 2024; Nitare &amp; Skogsstyrelsen, 2019).</w:t>
       </w:r>
     </w:p>
     <w:sectPr>
@@ -302,7 +293,7 @@
     <w:r>
       <w:tab/>
       <w:tab/>
-      <w:t>2026-10-18</w:t>
+      <w:t>2026-10-19</w:t>
       <w:br/>
       <w:br/>
     </w:r>

--- a/tillsyn/A 62552-2022 tillsynsbegäran.docx
+++ b/tillsyn/A 62552-2022 tillsynsbegäran.docx
@@ -293,7 +293,7 @@
     <w:r>
       <w:tab/>
       <w:tab/>
-      <w:t>2026-10-19</w:t>
+      <w:t>2026-10-20</w:t>
       <w:br/>
       <w:br/>
     </w:r>

--- a/tillsyn/A 62552-2022 tillsynsbegäran.docx
+++ b/tillsyn/A 62552-2022 tillsynsbegäran.docx
@@ -293,7 +293,7 @@
     <w:r>
       <w:tab/>
       <w:tab/>
-      <w:t>2026-10-20</w:t>
+      <w:t>2026-10-21</w:t>
       <w:br/>
       <w:br/>
     </w:r>

--- a/tillsyn/A 62552-2022 tillsynsbegäran.docx
+++ b/tillsyn/A 62552-2022 tillsynsbegäran.docx
@@ -293,7 +293,7 @@
     <w:r>
       <w:tab/>
       <w:tab/>
-      <w:t>2026-10-21</w:t>
+      <w:t>2026-10-22</w:t>
       <w:br/>
       <w:br/>
     </w:r>

--- a/tillsyn/A 62552-2022 tillsynsbegäran.docx
+++ b/tillsyn/A 62552-2022 tillsynsbegäran.docx
@@ -293,7 +293,7 @@
     <w:r>
       <w:tab/>
       <w:tab/>
-      <w:t>2026-10-22</w:t>
+      <w:t>2026-10-23</w:t>
       <w:br/>
       <w:br/>
     </w:r>

--- a/tillsyn/A 62552-2022 tillsynsbegäran.docx
+++ b/tillsyn/A 62552-2022 tillsynsbegäran.docx
@@ -293,7 +293,7 @@
     <w:r>
       <w:tab/>
       <w:tab/>
-      <w:t>2026-10-23</w:t>
+      <w:t>2026-10-24</w:t>
       <w:br/>
       <w:br/>
     </w:r>

--- a/tillsyn/A 62552-2022 tillsynsbegäran.docx
+++ b/tillsyn/A 62552-2022 tillsynsbegäran.docx
@@ -293,7 +293,7 @@
     <w:r>
       <w:tab/>
       <w:tab/>
-      <w:t>2026-10-24</w:t>
+      <w:t>2026-10-25</w:t>
       <w:br/>
       <w:br/>
     </w:r>

--- a/tillsyn/A 62552-2022 tillsynsbegäran.docx
+++ b/tillsyn/A 62552-2022 tillsynsbegäran.docx
@@ -293,7 +293,7 @@
     <w:r>
       <w:tab/>
       <w:tab/>
-      <w:t>2026-10-25</w:t>
+      <w:t>2026-10-26</w:t>
       <w:br/>
       <w:br/>
     </w:r>

--- a/tillsyn/A 62552-2022 tillsynsbegäran.docx
+++ b/tillsyn/A 62552-2022 tillsynsbegäran.docx
@@ -293,7 +293,7 @@
     <w:r>
       <w:tab/>
       <w:tab/>
-      <w:t>2026-10-26</w:t>
+      <w:t>2026-10-27</w:t>
       <w:br/>
       <w:br/>
     </w:r>

--- a/tillsyn/A 62552-2022 tillsynsbegäran.docx
+++ b/tillsyn/A 62552-2022 tillsynsbegäran.docx
@@ -293,7 +293,7 @@
     <w:r>
       <w:tab/>
       <w:tab/>
-      <w:t>2026-10-27</w:t>
+      <w:t>2026-10-28</w:t>
       <w:br/>
       <w:br/>
     </w:r>

--- a/tillsyn/A 62552-2022 tillsynsbegäran.docx
+++ b/tillsyn/A 62552-2022 tillsynsbegäran.docx
@@ -293,7 +293,7 @@
     <w:r>
       <w:tab/>
       <w:tab/>
-      <w:t>2026-10-28</w:t>
+      <w:t>2026-10-29</w:t>
       <w:br/>
       <w:br/>
     </w:r>

--- a/tillsyn/A 62552-2022 tillsynsbegäran.docx
+++ b/tillsyn/A 62552-2022 tillsynsbegäran.docx
@@ -293,7 +293,7 @@
     <w:r>
       <w:tab/>
       <w:tab/>
-      <w:t>2026-10-29</w:t>
+      <w:t>2026-10-31</w:t>
       <w:br/>
       <w:br/>
     </w:r>
